--- a/flow/20230914_vu_template/drafts/2024-09-u/01-НД-10_ПП-Індикт-г1.docx
+++ b/flow/20230914_vu_template/drafts/2024-09-u/01-НД-10_ПП-Індикт-г1.docx
@@ -183,40 +183,45 @@
     </w:p>
     <w:p>
       <w:pPr>
-        <w:spacing w:after="120"/>
-        <w:jc w:val="both"/>
-        <w:rPr>
-          <w:rFonts w:ascii="Times New Roman" w:hAnsi="Times New Roman" w:cs="Times New Roman"/>
-          <w:sz w:val="24"/>
-          <w:szCs w:val="24"/>
-        </w:rPr>
-      </w:pPr>
-      <w:r>
-        <w:rPr>
-          <w:rFonts w:ascii="Times New Roman" w:hAnsi="Times New Roman" w:cs="Times New Roman"/>
-          <w:i/>
-          <w:color w:val="FF0000"/>
-          <w:sz w:val="24"/>
-          <w:szCs w:val="24"/>
+        <w:pStyle w:val="Normal"/>
+        <w:spacing w:after="120"/>
+      </w:pPr>
+      <w:r>
+        <w:rPr>
+          <w:rFonts w:ascii="Times New Roman" w:hAnsi="Times New Roman"/>
+          <w:i/>
+          <w:color w:val="FF0000"/>
+          <w:sz w:val="24"/>
         </w:rPr>
         <w:t>Вірні:</w:t>
       </w:r>
       <w:r>
         <w:rPr>
-          <w:rFonts w:ascii="Times New Roman" w:hAnsi="Times New Roman" w:cs="Times New Roman"/>
-          <w:color w:val="FF0000"/>
-          <w:sz w:val="24"/>
-          <w:szCs w:val="24"/>
-        </w:rPr>
-        <w:t xml:space="preserve"> </w:t>
-      </w:r>
-      <w:r>
-        <w:rPr>
-          <w:rFonts w:ascii="Times New Roman" w:hAnsi="Times New Roman" w:cs="Times New Roman"/>
-          <w:sz w:val="24"/>
-          <w:szCs w:val="24"/>
-        </w:rPr>
-        <w:t>Амінь. Слава тобі, Боже наш, слава тобі.</w:t>
+          <w:rFonts w:ascii="Times New Roman" w:hAnsi="Times New Roman"/>
+          <w:color w:val="FF0000"/>
+          <w:sz w:val="24"/>
+        </w:rPr>
+        <w:t xml:space="preserve"> </w:t>
+      </w:r>
+      <w:r>
+        <w:rPr>
+          <w:rFonts w:ascii="Times New Roman" w:hAnsi="Times New Roman"/>
+          <w:sz w:val="24"/>
+        </w:rPr>
+        <w:t>Амі́нь.</w:t>
+      </w:r>
+    </w:p>
+    <w:p>
+      <w:pPr>
+        <w:pStyle w:val="Normal"/>
+        <w:spacing w:after="120"/>
+      </w:pPr>
+      <w:r>
+        <w:rPr>
+          <w:rFonts w:ascii="Times New Roman" w:hAnsi="Times New Roman"/>
+          <w:sz w:val="24"/>
+        </w:rPr>
+        <w:t>Сла́ва Тобі́, Бо́же наш, сла́ва Тобі́.</w:t>
       </w:r>
     </w:p>
     <w:p>
@@ -20492,7 +20497,7 @@
     </w:p>
     <w:p>
       <w:pPr>
-        <w:pStyle w:val="a"/>
+        <w:pStyle w:val="Normal"/>
         <w:spacing w:after="120"/>
       </w:pPr>
       <w:r>
@@ -20969,151 +20974,214 @@
     </w:p>
     <w:p>
       <w:pPr>
-        <w:spacing w:after="120"/>
-        <w:jc w:val="both"/>
-        <w:rPr>
-          <w:rFonts w:ascii="Times New Roman" w:hAnsi="Times New Roman" w:cs="Times New Roman"/>
-          <w:sz w:val="24"/>
-          <w:szCs w:val="24"/>
+        <w:pStyle w:val="Normal"/>
+        <w:spacing w:after="120"/>
+      </w:pPr>
+      <w:r>
+        <w:rPr>
+          <w:rFonts w:ascii="Times New Roman" w:hAnsi="Times New Roman"/>
+          <w:i/>
+          <w:color w:val="FF0000"/>
+          <w:sz w:val="24"/>
+        </w:rPr>
+        <w:t xml:space="preserve">Стих: </w:t>
+      </w:r>
+      <w:r>
+        <w:rPr>
+          <w:rFonts w:ascii="Times New Roman" w:hAnsi="Times New Roman"/>
+          <w:sz w:val="24"/>
           <w:u w:val="single"/>
         </w:rPr>
-      </w:pPr>
-      <w:r>
-        <w:rPr>
-          <w:rFonts w:ascii="Times New Roman" w:hAnsi="Times New Roman" w:cs="Times New Roman"/>
-          <w:i/>
-          <w:color w:val="FF0000"/>
-          <w:sz w:val="24"/>
-          <w:szCs w:val="24"/>
+        <w:t>Госпо́дь царю́є,* у ве́лич Він зодягну́вся</w:t>
+      </w:r>
+      <w:r>
+        <w:rPr>
+          <w:rFonts w:ascii="Times New Roman" w:hAnsi="Times New Roman"/>
+          <w:sz w:val="24"/>
+          <w:u w:val="single"/>
+        </w:rPr>
+        <w:t>.</w:t>
+      </w:r>
+      <w:r>
+        <w:rPr>
+          <w:rFonts w:ascii="Times New Roman" w:hAnsi="Times New Roman"/>
+          <w:i/>
+          <w:color w:val="FF0000"/>
+          <w:sz w:val="24"/>
+        </w:rPr>
+        <w:t xml:space="preserve"> (Пс. 92,1)</w:t>
+      </w:r>
+    </w:p>
+    <w:p>
+      <w:pPr>
+        <w:spacing w:after="120"/>
+        <w:jc w:val="both"/>
+        <w:rPr>
+          <w:rFonts w:ascii="Times New Roman" w:hAnsi="Times New Roman" w:cs="Times New Roman"/>
+          <w:sz w:val="24"/>
+          <w:szCs w:val="24"/>
+        </w:rPr>
+      </w:pPr>
+      <w:r>
+        <w:rPr>
+          <w:rFonts w:ascii="Times New Roman" w:hAnsi="Times New Roman" w:cs="Times New Roman"/>
+          <w:sz w:val="24"/>
+          <w:szCs w:val="24"/>
+        </w:rPr>
+        <w:t>Нехай радіє створіння, нехай веселяться небеса,* народи нехай плещуть руками з радости.* Бо Христос, наш Спаситель, прибив наші гріхи на хресті,* подолав смерть, життя нам дарував* і нашого праотця Адама упалого воскресив,* як людинолюбець.</w:t>
+      </w:r>
+    </w:p>
+    <w:p>
+      <w:pPr>
+        <w:pStyle w:val="Normal"/>
+        <w:spacing w:after="120"/>
+      </w:pPr>
+      <w:r>
+        <w:rPr>
+          <w:rFonts w:ascii="Times New Roman" w:hAnsi="Times New Roman"/>
+          <w:i/>
+          <w:color w:val="FF0000"/>
+          <w:sz w:val="24"/>
         </w:rPr>
         <w:t xml:space="preserve">Стих: </w:t>
       </w:r>
       <w:r>
         <w:rPr>
-          <w:rFonts w:ascii="Times New Roman" w:hAnsi="Times New Roman" w:cs="Times New Roman"/>
-          <w:sz w:val="24"/>
-          <w:szCs w:val="24"/>
+          <w:rFonts w:ascii="Times New Roman" w:hAnsi="Times New Roman"/>
+          <w:sz w:val="24"/>
           <w:u w:val="single"/>
         </w:rPr>
-        <w:t>Господь царює,* у велич він зодягнувся.</w:t>
-      </w:r>
-    </w:p>
-    <w:p>
-      <w:pPr>
-        <w:spacing w:after="120"/>
-        <w:jc w:val="both"/>
-        <w:rPr>
-          <w:rFonts w:ascii="Times New Roman" w:hAnsi="Times New Roman" w:cs="Times New Roman"/>
-          <w:sz w:val="24"/>
-          <w:szCs w:val="24"/>
-        </w:rPr>
-      </w:pPr>
-      <w:r>
-        <w:rPr>
-          <w:rFonts w:ascii="Times New Roman" w:hAnsi="Times New Roman" w:cs="Times New Roman"/>
-          <w:sz w:val="24"/>
-          <w:szCs w:val="24"/>
-        </w:rPr>
-        <w:t>Нехай радіє створіння, нехай веселяться небеса,* народи нехай плещуть руками з радости.* Бо Христос, наш Спаситель, прибив наші гріхи на хресті,* подолав смерть, життя нам дарував* і нашого праотця Адама упалого воскресив,* як людинолюбець.</w:t>
-      </w:r>
-    </w:p>
-    <w:p>
-      <w:pPr>
-        <w:spacing w:after="120"/>
-        <w:jc w:val="both"/>
-        <w:rPr>
-          <w:rFonts w:ascii="Times New Roman" w:hAnsi="Times New Roman" w:cs="Times New Roman"/>
-          <w:sz w:val="24"/>
-          <w:szCs w:val="24"/>
+        <w:t>Бо Він утверди́в вселе́нну,* і вона́ не захита́ється</w:t>
+      </w:r>
+      <w:r>
+        <w:rPr>
+          <w:rFonts w:ascii="Times New Roman" w:hAnsi="Times New Roman"/>
+          <w:sz w:val="24"/>
           <w:u w:val="single"/>
         </w:rPr>
-      </w:pPr>
-      <w:r>
-        <w:rPr>
-          <w:rFonts w:ascii="Times New Roman" w:hAnsi="Times New Roman" w:cs="Times New Roman"/>
-          <w:i/>
-          <w:color w:val="FF0000"/>
-          <w:sz w:val="24"/>
-          <w:szCs w:val="24"/>
+        <w:t>.</w:t>
+      </w:r>
+      <w:r>
+        <w:rPr>
+          <w:rFonts w:ascii="Times New Roman" w:hAnsi="Times New Roman"/>
+          <w:i/>
+          <w:color w:val="FF0000"/>
+          <w:sz w:val="24"/>
+        </w:rPr>
+        <w:t xml:space="preserve"> (Пс. 92</w:t>
+      </w:r>
+      <w:r>
+        <w:rPr>
+          <w:rFonts w:ascii="Times New Roman" w:hAnsi="Times New Roman"/>
+          <w:i/>
+          <w:color w:val="FF0000"/>
+          <w:sz w:val="24"/>
+        </w:rPr>
+        <w:t>,</w:t>
+      </w:r>
+      <w:r>
+        <w:rPr>
+          <w:rFonts w:ascii="Times New Roman" w:hAnsi="Times New Roman"/>
+          <w:i/>
+          <w:color w:val="FF0000"/>
+          <w:sz w:val="24"/>
+        </w:rPr>
+        <w:t>1)</w:t>
+      </w:r>
+    </w:p>
+    <w:p>
+      <w:pPr>
+        <w:spacing w:after="120"/>
+        <w:jc w:val="both"/>
+        <w:rPr>
+          <w:rFonts w:ascii="Times New Roman" w:hAnsi="Times New Roman" w:cs="Times New Roman"/>
+          <w:sz w:val="24"/>
+          <w:szCs w:val="24"/>
+        </w:rPr>
+      </w:pPr>
+      <w:r>
+        <w:rPr>
+          <w:rFonts w:ascii="Times New Roman" w:hAnsi="Times New Roman" w:cs="Times New Roman"/>
+          <w:sz w:val="24"/>
+          <w:szCs w:val="24"/>
+        </w:rPr>
+        <w:t xml:space="preserve">Бувши недосяжним царем неба і землі,* із-за </w:t>
+      </w:r>
+      <w:proofErr w:type="spellStart"/>
+      <w:r>
+        <w:rPr>
+          <w:rFonts w:ascii="Times New Roman" w:hAnsi="Times New Roman" w:cs="Times New Roman"/>
+          <w:sz w:val="24"/>
+          <w:szCs w:val="24"/>
+        </w:rPr>
+        <w:t>твоголюдинолюб'я</w:t>
+      </w:r>
+      <w:proofErr w:type="spellEnd"/>
+      <w:r>
+        <w:rPr>
+          <w:rFonts w:ascii="Times New Roman" w:hAnsi="Times New Roman" w:cs="Times New Roman"/>
+          <w:sz w:val="24"/>
+          <w:szCs w:val="24"/>
+        </w:rPr>
+        <w:t xml:space="preserve"> ти добровільно розп'явся.* Ад, стрінувши тебе внизу, засмутився,* але душі праведників, прийнявши тебе, зраділи* і Адам, побачивши тебе, Творця, в підземному світі – воскреснув.* О, чудо! Як же то Життя всіх зазнало смерти?* Бо ти бажав просвітити світ, що кличе й промовляє:* Воскреслий з мертвих, Господи, слава тобі!</w:t>
+      </w:r>
+    </w:p>
+    <w:p>
+      <w:pPr>
+        <w:pStyle w:val="Normal"/>
+        <w:spacing w:after="120"/>
+      </w:pPr>
+      <w:r>
+        <w:rPr>
+          <w:rFonts w:ascii="Times New Roman" w:hAnsi="Times New Roman"/>
+          <w:i/>
+          <w:color w:val="FF0000"/>
+          <w:sz w:val="24"/>
         </w:rPr>
         <w:t xml:space="preserve">Стих: </w:t>
       </w:r>
       <w:r>
         <w:rPr>
-          <w:rFonts w:ascii="Times New Roman" w:hAnsi="Times New Roman" w:cs="Times New Roman"/>
-          <w:sz w:val="24"/>
-          <w:szCs w:val="24"/>
+          <w:rFonts w:ascii="Times New Roman" w:hAnsi="Times New Roman"/>
+          <w:sz w:val="24"/>
           <w:u w:val="single"/>
         </w:rPr>
-        <w:t>Бо він утвердив вселенну,* і вона не захитається.</w:t>
-      </w:r>
-    </w:p>
-    <w:p>
-      <w:pPr>
-        <w:spacing w:after="120"/>
-        <w:jc w:val="both"/>
-        <w:rPr>
-          <w:rFonts w:ascii="Times New Roman" w:hAnsi="Times New Roman" w:cs="Times New Roman"/>
-          <w:sz w:val="24"/>
-          <w:szCs w:val="24"/>
-        </w:rPr>
-      </w:pPr>
-      <w:r>
-        <w:rPr>
-          <w:rFonts w:ascii="Times New Roman" w:hAnsi="Times New Roman" w:cs="Times New Roman"/>
-          <w:sz w:val="24"/>
-          <w:szCs w:val="24"/>
-        </w:rPr>
-        <w:t xml:space="preserve">Бувши недосяжним царем неба і землі,* із-за </w:t>
-      </w:r>
-      <w:proofErr w:type="spellStart"/>
-      <w:r>
-        <w:rPr>
-          <w:rFonts w:ascii="Times New Roman" w:hAnsi="Times New Roman" w:cs="Times New Roman"/>
-          <w:sz w:val="24"/>
-          <w:szCs w:val="24"/>
-        </w:rPr>
-        <w:t>твоголюдинолюб'я</w:t>
-      </w:r>
-      <w:proofErr w:type="spellEnd"/>
-      <w:r>
-        <w:rPr>
-          <w:rFonts w:ascii="Times New Roman" w:hAnsi="Times New Roman" w:cs="Times New Roman"/>
-          <w:sz w:val="24"/>
-          <w:szCs w:val="24"/>
-        </w:rPr>
-        <w:t xml:space="preserve"> ти добровільно розп'явся.* Ад, стрінувши тебе внизу, засмутився,* але душі праведників, прийнявши тебе, зраділи* і Адам, побачивши тебе, Творця, в підземному світі – воскреснув.* О, чудо! Як же то Життя всіх зазнало смерти?* Бо ти бажав просвітити світ, що кличе й промовляє:* Воскреслий з мертвих, Господи, слава тобі!</w:t>
-      </w:r>
-    </w:p>
-    <w:p>
-      <w:pPr>
-        <w:spacing w:after="120"/>
-        <w:jc w:val="both"/>
-        <w:rPr>
-          <w:rFonts w:ascii="Times New Roman" w:hAnsi="Times New Roman" w:cs="Times New Roman"/>
-          <w:sz w:val="24"/>
-          <w:szCs w:val="24"/>
+        <w:t>До́мові Твоє́му, Го́споди,* нале́жить свя́тість на до́вгі лі́та</w:t>
+      </w:r>
+      <w:r>
+        <w:rPr>
+          <w:rFonts w:ascii="Times New Roman" w:hAnsi="Times New Roman"/>
+          <w:sz w:val="24"/>
           <w:u w:val="single"/>
         </w:rPr>
-      </w:pPr>
-      <w:r>
-        <w:rPr>
-          <w:rFonts w:ascii="Times New Roman" w:hAnsi="Times New Roman" w:cs="Times New Roman"/>
-          <w:i/>
-          <w:color w:val="FF0000"/>
-          <w:sz w:val="24"/>
-          <w:szCs w:val="24"/>
-        </w:rPr>
-        <w:t xml:space="preserve">Стих: </w:t>
-      </w:r>
-      <w:r>
-        <w:rPr>
-          <w:rFonts w:ascii="Times New Roman" w:hAnsi="Times New Roman" w:cs="Times New Roman"/>
-          <w:sz w:val="24"/>
-          <w:szCs w:val="24"/>
-          <w:u w:val="single"/>
-        </w:rPr>
-        <w:t>Домові твоєму, Господи,* належить святість на довгі літа.</w:t>
+        <w:t>.</w:t>
+      </w:r>
+      <w:r>
+        <w:rPr>
+          <w:rFonts w:ascii="Times New Roman" w:hAnsi="Times New Roman"/>
+          <w:i/>
+          <w:color w:val="FF0000"/>
+          <w:sz w:val="24"/>
+        </w:rPr>
+        <w:t xml:space="preserve"> (Пс. 92</w:t>
+      </w:r>
+      <w:r>
+        <w:rPr>
+          <w:rFonts w:ascii="Times New Roman" w:hAnsi="Times New Roman"/>
+          <w:i/>
+          <w:color w:val="FF0000"/>
+          <w:sz w:val="24"/>
+        </w:rPr>
+        <w:t>,</w:t>
+      </w:r>
+      <w:r>
+        <w:rPr>
+          <w:rFonts w:ascii="Times New Roman" w:hAnsi="Times New Roman"/>
+          <w:i/>
+          <w:color w:val="FF0000"/>
+          <w:sz w:val="24"/>
+        </w:rPr>
+        <w:t>5)</w:t>
       </w:r>
     </w:p>
     <w:p>
@@ -32071,7 +32139,7 @@
     </w:p>
     <w:p>
       <w:pPr>
-        <w:pStyle w:val="a"/>
+        <w:pStyle w:val="Normal"/>
         <w:spacing w:after="120"/>
       </w:pPr>
       <w:r>
